--- a/commands_list.docx
+++ b/commands_list.docx
@@ -31,21 +31,7 @@
           <w:sz w:val="32"/>
           <w:szCs w:val="32"/>
         </w:rPr>
-        <w:t xml:space="preserve">XenoOS </w:t>
-      </w:r>
-      <w:r>
-        <w:rPr>
-          <w:sz w:val="32"/>
-          <w:szCs w:val="32"/>
-        </w:rPr>
-        <w:t>Bootloader</w:t>
-      </w:r>
-      <w:r>
-        <w:rPr>
-          <w:sz w:val="32"/>
-          <w:szCs w:val="32"/>
-        </w:rPr>
-        <w:t xml:space="preserve"> v0.1.8</w:t>
+        <w:t>XenoOS Bootloader v0.1.8</w:t>
       </w:r>
       <w:r>
         <w:rPr>
@@ -112,6 +98,7 @@
         <w:rPr>
           <w:sz w:val="32"/>
           <w:szCs w:val="32"/>
+          <w:lang w:val="ru-RU"/>
         </w:rPr>
         <w:t>8</w:t>
       </w:r>
@@ -390,8 +377,13 @@
             </w:r>
             <w:r>
               <w:br/>
-              <w:t>cd ..</w:t>
+              <w:t>cd</w:t>
             </w:r>
+            <w:proofErr w:type="gramStart"/>
+            <w:r>
+              <w:t xml:space="preserve"> ..</w:t>
+            </w:r>
+            <w:proofErr w:type="gramEnd"/>
           </w:p>
         </w:tc>
       </w:tr>

--- a/commands_list.docx
+++ b/commands_list.docx
@@ -15,7 +15,28 @@
           <w:sz w:val="32"/>
           <w:szCs w:val="32"/>
         </w:rPr>
-        <w:t>XenoOS Core v0.1.8</w:t>
+        <w:t>XenoOS Core v0.</w:t>
+      </w:r>
+      <w:r>
+        <w:rPr>
+          <w:sz w:val="32"/>
+          <w:szCs w:val="32"/>
+        </w:rPr>
+        <w:t>2</w:t>
+      </w:r>
+      <w:r>
+        <w:rPr>
+          <w:sz w:val="32"/>
+          <w:szCs w:val="32"/>
+        </w:rPr>
+        <w:t>.</w:t>
+      </w:r>
+      <w:r>
+        <w:rPr>
+          <w:sz w:val="32"/>
+          <w:szCs w:val="32"/>
+        </w:rPr>
+        <w:t>0</w:t>
       </w:r>
     </w:p>
     <w:p>
@@ -31,7 +52,35 @@
           <w:sz w:val="32"/>
           <w:szCs w:val="32"/>
         </w:rPr>
-        <w:t>XenoOS Bootloader v0.1.8</w:t>
+        <w:t>XenoOS Bootloader v</w:t>
+      </w:r>
+      <w:r>
+        <w:rPr>
+          <w:sz w:val="32"/>
+          <w:szCs w:val="32"/>
+        </w:rPr>
+        <w:t>0.</w:t>
+      </w:r>
+      <w:r>
+        <w:rPr>
+          <w:sz w:val="32"/>
+          <w:szCs w:val="32"/>
+        </w:rPr>
+        <w:t>2</w:t>
+      </w:r>
+      <w:r>
+        <w:rPr>
+          <w:sz w:val="32"/>
+          <w:szCs w:val="32"/>
+        </w:rPr>
+        <w:t>.</w:t>
+      </w:r>
+      <w:r>
+        <w:rPr>
+          <w:sz w:val="32"/>
+          <w:szCs w:val="32"/>
+        </w:rPr>
+        <w:t>0</w:t>
       </w:r>
       <w:r>
         <w:rPr>
@@ -39,7 +88,35 @@
           <w:szCs w:val="32"/>
         </w:rPr>
         <w:br/>
-        <w:t>XenoOS Recovery v0.1.8</w:t>
+        <w:t>XenoOS Recovery v</w:t>
+      </w:r>
+      <w:r>
+        <w:rPr>
+          <w:sz w:val="32"/>
+          <w:szCs w:val="32"/>
+        </w:rPr>
+        <w:t>0.</w:t>
+      </w:r>
+      <w:r>
+        <w:rPr>
+          <w:sz w:val="32"/>
+          <w:szCs w:val="32"/>
+        </w:rPr>
+        <w:t>2</w:t>
+      </w:r>
+      <w:r>
+        <w:rPr>
+          <w:sz w:val="32"/>
+          <w:szCs w:val="32"/>
+        </w:rPr>
+        <w:t>.</w:t>
+      </w:r>
+      <w:r>
+        <w:rPr>
+          <w:sz w:val="32"/>
+          <w:szCs w:val="32"/>
+        </w:rPr>
+        <w:t>0</w:t>
       </w:r>
     </w:p>
     <w:p>
@@ -90,17 +167,29 @@
         <w:rPr>
           <w:sz w:val="32"/>
           <w:szCs w:val="32"/>
-          <w:lang w:val="ru-RU"/>
         </w:rPr>
-        <w:t>0.1.</w:t>
+        <w:t>0.</w:t>
       </w:r>
       <w:r>
         <w:rPr>
           <w:sz w:val="32"/>
           <w:szCs w:val="32"/>
-          <w:lang w:val="ru-RU"/>
         </w:rPr>
-        <w:t>8</w:t>
+        <w:t>2</w:t>
+      </w:r>
+      <w:r>
+        <w:rPr>
+          <w:sz w:val="32"/>
+          <w:szCs w:val="32"/>
+        </w:rPr>
+        <w:t>.</w:t>
+      </w:r>
+      <w:r>
+        <w:rPr>
+          <w:sz w:val="32"/>
+          <w:szCs w:val="32"/>
+        </w:rPr>
+        <w:t>0</w:t>
       </w:r>
       <w:r>
         <w:rPr>
@@ -234,6 +323,10 @@
           <w:p>
             <w:r>
               <w:t>&lt;url&gt; [&lt;path&gt;]</w:t>
+            </w:r>
+            <w:r>
+              <w:br/>
+              <w:t>help</w:t>
             </w:r>
           </w:p>
         </w:tc>
@@ -377,13 +470,8 @@
             </w:r>
             <w:r>
               <w:br/>
-              <w:t>cd</w:t>
+              <w:t>cd ..</w:t>
             </w:r>
-            <w:proofErr w:type="gramStart"/>
-            <w:r>
-              <w:t xml:space="preserve"> ..</w:t>
-            </w:r>
-            <w:proofErr w:type="gramEnd"/>
           </w:p>
         </w:tc>
       </w:tr>
@@ -713,7 +801,21 @@
           </w:tcPr>
           <w:p>
             <w:r>
-              <w:t>info</w:t>
+              <w:t>i</w:t>
+            </w:r>
+            <w:r>
+              <w:t>nfo</w:t>
+            </w:r>
+          </w:p>
+          <w:p>
+            <w:r>
+              <w:t>temp</w:t>
+            </w:r>
+            <w:r>
+              <w:br/>
+            </w:r>
+            <w:r>
+              <w:t>help</w:t>
             </w:r>
           </w:p>
         </w:tc>
@@ -757,6 +859,12 @@
             <w:r>
               <w:t>&lt;path_to_file&gt;</w:t>
             </w:r>
+            <w:r>
+              <w:br/>
+            </w:r>
+            <w:r>
+              <w:t>help</w:t>
+            </w:r>
           </w:p>
         </w:tc>
         <w:tc>
@@ -798,6 +906,12 @@
           <w:p>
             <w:r>
               <w:t>&lt;old_file_path&gt; &lt;new_file_path&gt;</w:t>
+            </w:r>
+            <w:r>
+              <w:br/>
+            </w:r>
+            <w:r>
+              <w:t>help</w:t>
             </w:r>
           </w:p>
         </w:tc>
@@ -855,7 +969,16 @@
           </w:tcPr>
           <w:p>
             <w:r>
-              <w:t>info</w:t>
+              <w:t>i</w:t>
+            </w:r>
+            <w:r>
+              <w:t>nfo</w:t>
+            </w:r>
+            <w:r>
+              <w:br/>
+            </w:r>
+            <w:r>
+              <w:t>help</w:t>
             </w:r>
           </w:p>
         </w:tc>
@@ -1023,7 +1146,13 @@
           </w:tcPr>
           <w:p>
             <w:r>
-              <w:t>clear, help, read</w:t>
+              <w:t xml:space="preserve">clear, </w:t>
+            </w:r>
+            <w:r>
+              <w:t xml:space="preserve">read, </w:t>
+            </w:r>
+            <w:r>
+              <w:t>help</w:t>
             </w:r>
           </w:p>
         </w:tc>
@@ -1206,7 +1335,10 @@
           </w:tcPr>
           <w:p>
             <w:r>
-              <w:t>info</w:t>
+              <w:t>i</w:t>
+            </w:r>
+            <w:r>
+              <w:t>nfo</w:t>
             </w:r>
           </w:p>
         </w:tc>
@@ -1265,9 +1397,75 @@
       </w:tr>
     </w:tbl>
     <w:p/>
+    <w:p/>
+    <w:p/>
+    <w:p/>
+    <w:p/>
+    <w:p/>
+    <w:p/>
+    <w:p/>
+    <w:p/>
+    <w:p/>
+    <w:p/>
+    <w:p/>
+    <w:p/>
+    <w:p/>
     <w:p>
+      <w:pPr>
+        <w:spacing w:after="0"/>
+      </w:pPr>
       <w:r>
         <w:t>Made by VL_PLAY Games</w:t>
+      </w:r>
+    </w:p>
+    <w:p>
+      <w:pPr>
+        <w:spacing w:after="0"/>
+      </w:pPr>
+      <w:r>
+        <w:t>MIT License</w:t>
+      </w:r>
+    </w:p>
+    <w:p>
+      <w:pPr>
+        <w:spacing w:after="0"/>
+      </w:pPr>
+      <w:r>
+        <w:t>Copyright (c) 2025 VL_PLAY (Vlad)</w:t>
+      </w:r>
+    </w:p>
+    <w:p>
+      <w:pPr>
+        <w:spacing w:after="0"/>
+      </w:pPr>
+      <w:r>
+        <w:t xml:space="preserve">See </w:t>
+      </w:r>
+      <w:hyperlink r:id="rId6" w:history="1">
+        <w:r>
+          <w:rPr>
+            <w:rStyle w:val="aff8"/>
+          </w:rPr>
+          <w:t>https://github.com/VLPLAY-Games/XenoOS/blob/</w:t>
+        </w:r>
+        <w:r>
+          <w:rPr>
+            <w:rStyle w:val="aff8"/>
+          </w:rPr>
+          <w:t>m</w:t>
+        </w:r>
+        <w:r>
+          <w:rPr>
+            <w:rStyle w:val="aff8"/>
+          </w:rPr>
+          <w:t>ain/LICENSE</w:t>
+        </w:r>
+      </w:hyperlink>
+      <w:r>
+        <w:t xml:space="preserve"> </w:t>
+      </w:r>
+      <w:r>
+        <w:t>for details.</w:t>
       </w:r>
     </w:p>
     <w:sectPr>
@@ -12863,6 +13061,41 @@
       </w:tcPr>
     </w:tblStylePr>
   </w:style>
+  <w:style w:type="character" w:styleId="aff8">
+    <w:name w:val="Hyperlink"/>
+    <w:basedOn w:val="a2"/>
+    <w:uiPriority w:val="99"/>
+    <w:unhideWhenUsed/>
+    <w:rsid w:val="00A96260"/>
+    <w:rPr>
+      <w:color w:val="0000FF" w:themeColor="hyperlink"/>
+      <w:u w:val="single"/>
+    </w:rPr>
+  </w:style>
+  <w:style w:type="character" w:styleId="aff9">
+    <w:name w:val="Unresolved Mention"/>
+    <w:basedOn w:val="a2"/>
+    <w:uiPriority w:val="99"/>
+    <w:semiHidden/>
+    <w:unhideWhenUsed/>
+    <w:rsid w:val="00A96260"/>
+    <w:rPr>
+      <w:color w:val="605E5C"/>
+      <w:shd w:val="clear" w:color="auto" w:fill="E1DFDD"/>
+    </w:rPr>
+  </w:style>
+  <w:style w:type="character" w:styleId="affa">
+    <w:name w:val="FollowedHyperlink"/>
+    <w:basedOn w:val="a2"/>
+    <w:uiPriority w:val="99"/>
+    <w:semiHidden/>
+    <w:unhideWhenUsed/>
+    <w:rsid w:val="00A96260"/>
+    <w:rPr>
+      <w:color w:val="800080" w:themeColor="followedHyperlink"/>
+      <w:u w:val="single"/>
+    </w:rPr>
+  </w:style>
 </w:styles>
 </file>
 

--- a/commands_list.docx
+++ b/commands_list.docx
@@ -8,6 +8,7 @@
         <w:rPr>
           <w:sz w:val="32"/>
           <w:szCs w:val="32"/>
+          <w:lang w:val="ru-RU"/>
         </w:rPr>
       </w:pPr>
       <w:r>
@@ -35,8 +36,9 @@
         <w:rPr>
           <w:sz w:val="32"/>
           <w:szCs w:val="32"/>
+          <w:lang w:val="ru-RU"/>
         </w:rPr>
-        <w:t>0</w:t>
+        <w:t>1</w:t>
       </w:r>
     </w:p>
     <w:p>
@@ -167,29 +169,17 @@
         <w:rPr>
           <w:sz w:val="32"/>
           <w:szCs w:val="32"/>
+          <w:lang w:val="ru-RU"/>
         </w:rPr>
-        <w:t>0.</w:t>
+        <w:t>0.2.</w:t>
       </w:r>
       <w:r>
         <w:rPr>
           <w:sz w:val="32"/>
           <w:szCs w:val="32"/>
+          <w:lang w:val="ru-RU"/>
         </w:rPr>
-        <w:t>2</w:t>
-      </w:r>
-      <w:r>
-        <w:rPr>
-          <w:sz w:val="32"/>
-          <w:szCs w:val="32"/>
-        </w:rPr>
-        <w:t>.</w:t>
-      </w:r>
-      <w:r>
-        <w:rPr>
-          <w:sz w:val="32"/>
-          <w:szCs w:val="32"/>
-        </w:rPr>
-        <w:t>0</w:t>
+        <w:t>1</w:t>
       </w:r>
       <w:r>
         <w:rPr>
@@ -470,8 +460,13 @@
             </w:r>
             <w:r>
               <w:br/>
-              <w:t>cd ..</w:t>
+              <w:t>cd</w:t>
             </w:r>
+            <w:proofErr w:type="gramStart"/>
+            <w:r>
+              <w:t xml:space="preserve"> ..</w:t>
+            </w:r>
+            <w:proofErr w:type="gramEnd"/>
           </w:p>
         </w:tc>
       </w:tr>
@@ -813,8 +808,6 @@
             </w:r>
             <w:r>
               <w:br/>
-            </w:r>
-            <w:r>
               <w:t>help</w:t>
             </w:r>
           </w:p>
@@ -861,8 +854,6 @@
             </w:r>
             <w:r>
               <w:br/>
-            </w:r>
-            <w:r>
               <w:t>help</w:t>
             </w:r>
           </w:p>
@@ -909,8 +900,6 @@
             </w:r>
             <w:r>
               <w:br/>
-            </w:r>
-            <w:r>
               <w:t>help</w:t>
             </w:r>
           </w:p>
@@ -976,8 +965,6 @@
             </w:r>
             <w:r>
               <w:br/>
-            </w:r>
-            <w:r>
               <w:t>help</w:t>
             </w:r>
           </w:p>
@@ -1446,19 +1433,7 @@
           <w:rPr>
             <w:rStyle w:val="aff8"/>
           </w:rPr>
-          <w:t>https://github.com/VLPLAY-Games/XenoOS/blob/</w:t>
-        </w:r>
-        <w:r>
-          <w:rPr>
-            <w:rStyle w:val="aff8"/>
-          </w:rPr>
-          <w:t>m</w:t>
-        </w:r>
-        <w:r>
-          <w:rPr>
-            <w:rStyle w:val="aff8"/>
-          </w:rPr>
-          <w:t>ain/LICENSE</w:t>
+          <w:t>https://github.com/VLPLAY-Games/XenoOS/blob/main/LICENSE</w:t>
         </w:r>
       </w:hyperlink>
       <w:r>
